--- a/site/docs/turnscript-scheda-it.docx
+++ b/site/docs/turnscript-scheda-it.docx
@@ -951,7 +951,7 @@
         <w:pStyle w:val="BlockText"/>
       </w:pPr>
       <w:r>
-        <w:t xml:space="preserve">Le registrazioni sono state trascritte con TurnScript 2.5.0</w:t>
+        <w:t xml:space="preserve">Le registrazioni sono state trascritte con TurnScript (già LocalTranscript) 2.5.0</w:t>
       </w:r>
       <w:r>
         <w:t xml:space="preserve"> </w:t>

--- a/site/docs/turnscript-scheda-it.docx
+++ b/site/docs/turnscript-scheda-it.docx
@@ -34,7 +34,7 @@
         <w:t xml:space="preserve"> </w:t>
       </w:r>
       <w:r>
-        <w:t xml:space="preserve">Stato al 13 settembre 2026, versione 2.5.0.</w:t>
+        <w:t xml:space="preserve">Stato al 15 settembre 2026, versione 3.0.0.</w:t>
       </w:r>
     </w:p>
     <w:bookmarkStart w:id="9" w:name="che-cosa-fa-lapp"/>
@@ -951,7 +951,7 @@
         <w:pStyle w:val="BlockText"/>
       </w:pPr>
       <w:r>
-        <w:t xml:space="preserve">Le registrazioni sono state trascritte con TurnScript (già LocalTranscript) 2.5.0</w:t>
+        <w:t xml:space="preserve">Le registrazioni sono state trascritte con TurnScript 3.0.0</w:t>
       </w:r>
       <w:r>
         <w:t xml:space="preserve"> </w:t>
